--- a/pr-preview/pr-436/bayesian-inference-handout-tracked-changes.docx
+++ b/pr-preview/pr-436/bayesian-inference-handout-tracked-changes.docx
@@ -16,7 +16,7 @@
       </w:pPr>
       <w:del w:id="1" w:author="PR Preview" w:date="2026-01-01T00:00:00Z">
         <w:r>
-          <w:delText xml:space="preserve">Last modified: 2026-10-22 14:07:34 (PDT)</w:delText>
+          <w:delText xml:space="preserve">Last modified: 2026-10-22 15:19:15 (PDT)</w:delText>
         </w:r>
       </w:del>
     </w:p>
@@ -26,7 +26,7 @@
       </w:pPr>
       <w:ins w:id="2" w:author="PR Preview" w:date="2026-01-01T00:00:00Z">
         <w:r>
-          <w:t xml:space="preserve">Last modified: 2026-10-22 14:37:13 (PDT)</w:t>
+          <w:t xml:space="preserve">Last modified: 2026-10-22 15:47:56 (PDT)</w:t>
         </w:r>
       </w:ins>
     </w:p>
@@ -4900,11 +4900,27 @@
         <w:pStyle w:val="BodyText"/>
       </w:pPr>
       <w:bookmarkStart w:id="37" w:name="eq-normal-normal-exm-3"/>
-      <w:r>
-        <w:t xml:space="preserve">$$
+      <w:del w:id="3" w:author="PR Preview" w:date="2026-01-01T00:00:00Z">
+        <w:r>
+          <w:delText xml:space="preserve">$$
     \mu\mid \mathord{\smash[b]{\underset{\raise.3ex\hbox{$\scriptstyle\sim$}}{x}}\vphantom{x}}\;\sim\; {\operatorname{N}\mathopen{}\left(\frac{n}{n+1}\bar{x},\; \frac{1}{n+1}\right)\mathclose{}}.
+     \qquad(8)$$</w:delText>
+        </w:r>
+      </w:del>
+      <w:bookmarkEnd w:id="37"/>
+    </w:p>
+    <w:p>
+      <w:pPr>
+        <w:pStyle w:val="BodyText"/>
+      </w:pPr>
+      <w:bookmarkStart w:id="37" w:name="eq-normal-normal-exm-3"/>
+      <w:ins w:id="4" w:author="PR Preview" w:date="2026-01-01T00:00:00Z">
+        <w:r>
+          <w:t xml:space="preserve">$$
+    \mu\mid \mathord{\smash[b]{\underset{\raise.3ex\hbox{$\scriptstyle\sim$}}{x}}\vphantom{x}}\;\sim\; {\operatorname{N}\mathopen{}\left(\frac{n}{n+1}{\bar{x}},\; \frac{1}{n+1}\right)\mathclose{}}.
      \qquad(8)$$</w:t>
-      </w:r>
+        </w:r>
+      </w:ins>
       <w:bookmarkEnd w:id="37"/>
     </w:p>
     <w:p>
@@ -32403,29 +32419,8 @@
       <w:pPr>
         <w:pStyle w:val="BodyText"/>
       </w:pPr>
-      <w:del w:id="3" w:author="PR Preview" w:date="2026-01-01T00:00:00Z">
-        <w:r>
-          <w:delText xml:space="preserve">$$
-    \begin{aligned}
-    {\Pr\mathopen{}\left(Y^{\mathrm{new}} = 1 \mid \mathord{\smash[b]{\underset{\raise.3ex\hbox{$\scriptstyle\sim$}}{y}}\vphantom{y}}\right)\mathclose{}}
-    &amp;= \int_0^1 {\Pr\mathopen{}\left(Y^{\mathrm{new}} = 1 \mid \pi\right)\mathclose{}}\, \operatorname{p}(\pi\mid \mathord{\smash[b]{\underset{\raise.3ex\hbox{$\scriptstyle\sim$}}{y}}\vphantom{y}})\, d\pi
-    &amp;&amp; \text{(definition of the posterior predictive distribution)}\\
-    &amp;= \int_0^1 \pi\, \operatorname{p}(\pi\mid \mathord{\smash[b]{\underset{\raise.3ex\hbox{$\scriptstyle\sim$}}{y}}\vphantom{y}})\, d\pi
-    &amp;&amp; \text{(Bernoulli model)}\\
-    &amp;= {\operatorname{E}\mathopen{}\left[\pi\mid \mathord{\smash[b]{\underset{\raise.3ex\hbox{$\scriptstyle\sim$}}{y}}\vphantom{y}}\right]\mathclose{}}
-    &amp;&amp; \text{(definition of the posterior mean)}.
-    \end{aligned}
-    $$</w:delText>
-        </w:r>
-      </w:del>
-    </w:p>
-    <w:p>
-      <w:pPr>
-        <w:pStyle w:val="BodyText"/>
-      </w:pPr>
-      <w:ins w:id="4" w:author="PR Preview" w:date="2026-01-01T00:00:00Z">
-        <w:r>
-          <w:t xml:space="preserve">$$
+      <w:r>
+        <w:t xml:space="preserve">$$
     \begin{aligned}
     {\Pr\mathopen{}\left(Y^{\mathrm{new}} = 1 \mid \mathord{\smash[b]{\underset{\raise.3ex\hbox{$\scriptstyle\sim$}}{y}}\vphantom{y}}\right)\mathclose{}}
     &amp;= \int_0^1 {\Pr\mathopen{}\left(Y^{\mathrm{new}} = 1 \mid \pi\right)\mathclose{}}\, \operatorname{p}(\pi\mid \mathord{\smash[b]{\underset{\raise.3ex\hbox{$\scriptstyle\sim$}}{y}}\vphantom{y}})\, d\pi
@@ -32436,8 +32431,7 @@
     &amp;&amp; \text{(definition of the posterior mean)}.
     \end{aligned}
     $$</w:t>
-        </w:r>
-      </w:ins>
+      </w:r>
     </w:p>
     <w:p>
       <w:pPr>
@@ -33513,27 +33507,41 @@
           <w:numId w:val="1005"/>
         </w:numPr>
       </w:pPr>
-      <w:r>
-        <w:t xml:space="preserve">the spread of the smoking proportions across the three race groups,</w:t>
-      </w:r>
-      <w:r>
-        <w:t xml:space="preserve"> </w:t>
-      </w:r>
-      <w:r>
-        <w:t xml:space="preserve">$T_2(\mathord{\smash[b]{\underset{\raise.3ex\hbox{$\scriptstyle\sim$}}{y}}\vphantom{y}}) = \max_g \bar{y}_g - \min_g \bar{y}_g$</w:t>
-      </w:r>
-      <w:r>
-        <w:t xml:space="preserve">,</w:t>
-      </w:r>
-      <w:r>
-        <w:t xml:space="preserve"> </w:t>
-      </w:r>
-      <w:r>
-        <w:t xml:space="preserve">where</w:t>
-      </w:r>
-      <w:r>
-        <w:t xml:space="preserve"> </w:t>
-      </w:r>
+      <w:del w:id="5" w:author="PR Preview" w:date="2026-01-01T00:00:00Z">
+        <w:r>
+          <w:delText xml:space="preserve">the spread of the smoking proportions across the three race groups,</w:delText>
+        </w:r>
+      </w:del>
+      <w:del w:id="6" w:author="PR Preview" w:date="2026-01-01T00:00:00Z">
+        <w:r>
+          <w:delText xml:space="preserve"> </w:delText>
+        </w:r>
+      </w:del>
+      <w:del w:id="7" w:author="PR Preview" w:date="2026-01-01T00:00:00Z">
+        <w:r>
+          <w:delText xml:space="preserve">$T_2(\mathord{\smash[b]{\underset{\raise.3ex\hbox{$\scriptstyle\sim$}}{y}}\vphantom{y}}) = \max_g \bar{y}_g - \min_g \bar{y}_g$</w:delText>
+        </w:r>
+      </w:del>
+      <w:del w:id="8" w:author="PR Preview" w:date="2026-01-01T00:00:00Z">
+        <w:r>
+          <w:delText xml:space="preserve">,</w:delText>
+        </w:r>
+      </w:del>
+      <w:del w:id="9" w:author="PR Preview" w:date="2026-01-01T00:00:00Z">
+        <w:r>
+          <w:delText xml:space="preserve"> </w:delText>
+        </w:r>
+      </w:del>
+      <w:del w:id="10" w:author="PR Preview" w:date="2026-01-01T00:00:00Z">
+        <w:r>
+          <w:delText xml:space="preserve">where</w:delText>
+        </w:r>
+      </w:del>
+      <w:del w:id="11" w:author="PR Preview" w:date="2026-01-01T00:00:00Z">
+        <w:r>
+          <w:delText xml:space="preserve"> </w:delText>
+        </w:r>
+      </w:del>
       <m:oMath>
         <m:sSub>
           <m:e>
@@ -33555,26 +33563,131 @@
           </m:sub>
         </m:sSub>
       </m:oMath>
-      <w:r>
-        <w:t xml:space="preserve"> </w:t>
-      </w:r>
-      <w:r>
-        <w:t xml:space="preserve">is the proportion of mothers in group</w:t>
-      </w:r>
-      <w:r>
-        <w:t xml:space="preserve"> </w:t>
-      </w:r>
+      <w:del w:id="12" w:author="PR Preview" w:date="2026-01-01T00:00:00Z">
+        <w:r>
+          <w:delText xml:space="preserve"> </w:delText>
+        </w:r>
+      </w:del>
+      <w:del w:id="13" w:author="PR Preview" w:date="2026-01-01T00:00:00Z">
+        <w:r>
+          <w:delText xml:space="preserve">is the proportion of mothers in group</w:delText>
+        </w:r>
+      </w:del>
+      <w:del w:id="14" w:author="PR Preview" w:date="2026-01-01T00:00:00Z">
+        <w:r>
+          <w:delText xml:space="preserve"> </w:delText>
+        </w:r>
+      </w:del>
       <m:oMath>
         <m:r>
           <m:t>g</m:t>
         </m:r>
       </m:oMath>
-      <w:r>
-        <w:t xml:space="preserve"> </w:t>
-      </w:r>
-      <w:r>
-        <w:t xml:space="preserve">who smoked.</w:t>
-      </w:r>
+      <w:del w:id="15" w:author="PR Preview" w:date="2026-01-01T00:00:00Z">
+        <w:r>
+          <w:delText xml:space="preserve"> </w:delText>
+        </w:r>
+      </w:del>
+      <w:del w:id="16" w:author="PR Preview" w:date="2026-01-01T00:00:00Z">
+        <w:r>
+          <w:delText xml:space="preserve">who smoked.</w:delText>
+        </w:r>
+      </w:del>
+    </w:p>
+    <w:p>
+      <w:pPr>
+        <w:pStyle w:val="Compact"/>
+        <w:numPr>
+          <w:ilvl w:val="0"/>
+          <w:numId w:val="1005"/>
+        </w:numPr>
+      </w:pPr>
+      <w:ins w:id="17" w:author="PR Preview" w:date="2026-01-01T00:00:00Z">
+        <w:r>
+          <w:t xml:space="preserve">the spread of the smoking proportions across the three race groups,</w:t>
+        </w:r>
+      </w:ins>
+      <w:ins w:id="18" w:author="PR Preview" w:date="2026-01-01T00:00:00Z">
+        <w:r>
+          <w:t xml:space="preserve"> </w:t>
+        </w:r>
+      </w:ins>
+      <w:ins w:id="19" w:author="PR Preview" w:date="2026-01-01T00:00:00Z">
+        <w:r>
+          <w:t xml:space="preserve">$T_2(\mathord{\smash[b]{\underset{\raise.3ex\hbox{$\scriptstyle\sim$}}{y}}\vphantom{y}}) = \max_g {\bar{y}}_g - \min_g {\bar{y}}_g$</w:t>
+        </w:r>
+      </w:ins>
+      <w:ins w:id="20" w:author="PR Preview" w:date="2026-01-01T00:00:00Z">
+        <w:r>
+          <w:t xml:space="preserve">,</w:t>
+        </w:r>
+      </w:ins>
+      <w:ins w:id="21" w:author="PR Preview" w:date="2026-01-01T00:00:00Z">
+        <w:r>
+          <w:t xml:space="preserve"> </w:t>
+        </w:r>
+      </w:ins>
+      <w:ins w:id="22" w:author="PR Preview" w:date="2026-01-01T00:00:00Z">
+        <w:r>
+          <w:t xml:space="preserve">where</w:t>
+        </w:r>
+      </w:ins>
+      <w:ins w:id="23" w:author="PR Preview" w:date="2026-01-01T00:00:00Z">
+        <w:r>
+          <w:t xml:space="preserve"> </w:t>
+        </w:r>
+      </w:ins>
+      <m:oMath>
+        <m:sSub>
+          <m:e>
+            <m:acc>
+              <m:accPr>
+                <m:chr m:val="‾"/>
+              </m:accPr>
+              <m:e>
+                <m:r>
+                  <m:t>y</m:t>
+                </m:r>
+              </m:e>
+            </m:acc>
+          </m:e>
+          <m:sub>
+            <m:r>
+              <m:t>g</m:t>
+            </m:r>
+          </m:sub>
+        </m:sSub>
+      </m:oMath>
+      <w:ins w:id="24" w:author="PR Preview" w:date="2026-01-01T00:00:00Z">
+        <w:r>
+          <w:t xml:space="preserve"> </w:t>
+        </w:r>
+      </w:ins>
+      <w:ins w:id="25" w:author="PR Preview" w:date="2026-01-01T00:00:00Z">
+        <w:r>
+          <w:t xml:space="preserve">is the proportion of mothers in group</w:t>
+        </w:r>
+      </w:ins>
+      <w:ins w:id="26" w:author="PR Preview" w:date="2026-01-01T00:00:00Z">
+        <w:r>
+          <w:t xml:space="preserve"> </w:t>
+        </w:r>
+      </w:ins>
+      <m:oMath>
+        <m:r>
+          <m:t>g</m:t>
+        </m:r>
+      </m:oMath>
+      <w:ins w:id="27" w:author="PR Preview" w:date="2026-01-01T00:00:00Z">
+        <w:r>
+          <w:t xml:space="preserve"> </w:t>
+        </w:r>
+      </w:ins>
+      <w:ins w:id="28" w:author="PR Preview" w:date="2026-01-01T00:00:00Z">
+        <w:r>
+          <w:t xml:space="preserve">who smoked.</w:t>
+        </w:r>
+      </w:ins>
     </w:p>
     <w:p>
       <w:pPr>
